--- a/docs/SOURCE_AI_DISCLOSURE.docx
+++ b/docs/SOURCE_AI_DISCLOSURE.docx
@@ -1969,6 +1969,106 @@
                 <w:szCs w:val="16"/>
               </w:rPr>
               <w:t xml:space="preserve">Borenstein &amp; Koren (1991), Sezer &amp; Gokasan (2012)</w:t>
+            </w:r>
+          </w:p>
+        </w:tc>
+      </w:tr>
+      <w:tr>
+        <w:trPr>
+          <w:cantSplit/>
+        </w:trPr>
+        <w:tc>
+          <w:tcPr>
+            <w:tcW w:type="dxa" w:w="4710"/>
+            <w:tcMar>
+              <w:top w:type="dxa" w:w="50"/>
+              <w:left w:type="dxa" w:w="90"/>
+              <w:bottom w:type="dxa" w:w="50"/>
+              <w:right w:type="dxa" w:w="90"/>
+            </w:tcMar>
+          </w:tcPr>
+          <w:p>
+            <w:r>
+              <w:rPr>
+                <w:rFonts w:ascii="Malgun Gothic" w:cs="Malgun Gothic" w:eastAsia="Malgun Gothic" w:hAnsi="Malgun Gothic"/>
+                <w:color w:val="22272E"/>
+                <w:sz w:val="16"/>
+                <w:szCs w:val="16"/>
+              </w:rPr>
+              <w:t xml:space="preserve">사람 개입 간 평균 시간(MTBI) 정의</w:t>
+            </w:r>
+          </w:p>
+        </w:tc>
+        <w:tc>
+          <w:tcPr>
+            <w:tcW w:type="dxa" w:w="5496"/>
+            <w:tcMar>
+              <w:top w:type="dxa" w:w="50"/>
+              <w:left w:type="dxa" w:w="90"/>
+              <w:bottom w:type="dxa" w:w="50"/>
+              <w:right w:type="dxa" w:w="90"/>
+            </w:tcMar>
+          </w:tcPr>
+          <w:p>
+            <w:r>
+              <w:rPr>
+                <w:rFonts w:ascii="Malgun Gothic" w:cs="Malgun Gothic" w:eastAsia="Malgun Gothic" w:hAnsi="Malgun Gothic"/>
+                <w:color w:val="22272E"/>
+                <w:sz w:val="16"/>
+                <w:szCs w:val="16"/>
+              </w:rPr>
+              <w:t xml:space="preserve">AutoInspect, arXiv:2404.12785 (2024)</w:t>
+            </w:r>
+          </w:p>
+        </w:tc>
+      </w:tr>
+      <w:tr>
+        <w:trPr>
+          <w:cantSplit/>
+        </w:trPr>
+        <w:tc>
+          <w:tcPr>
+            <w:tcW w:type="dxa" w:w="4710"/>
+            <w:shd w:fill="F3F5F7" w:color="auto" w:val="clear"/>
+            <w:tcMar>
+              <w:top w:type="dxa" w:w="50"/>
+              <w:left w:type="dxa" w:w="90"/>
+              <w:bottom w:type="dxa" w:w="50"/>
+              <w:right w:type="dxa" w:w="90"/>
+            </w:tcMar>
+          </w:tcPr>
+          <w:p>
+            <w:r>
+              <w:rPr>
+                <w:rFonts w:ascii="Malgun Gothic" w:cs="Malgun Gothic" w:eastAsia="Malgun Gothic" w:hAnsi="Malgun Gothic"/>
+                <w:color w:val="22272E"/>
+                <w:sz w:val="16"/>
+                <w:szCs w:val="16"/>
+              </w:rPr>
+              <w:t xml:space="preserve">AGV 인수 시험 가용률 항목</w:t>
+            </w:r>
+          </w:p>
+        </w:tc>
+        <w:tc>
+          <w:tcPr>
+            <w:tcW w:type="dxa" w:w="5496"/>
+            <w:shd w:fill="F3F5F7" w:color="auto" w:val="clear"/>
+            <w:tcMar>
+              <w:top w:type="dxa" w:w="50"/>
+              <w:left w:type="dxa" w:w="90"/>
+              <w:bottom w:type="dxa" w:w="50"/>
+              <w:right w:type="dxa" w:w="90"/>
+            </w:tcMar>
+          </w:tcPr>
+          <w:p>
+            <w:r>
+              <w:rPr>
+                <w:rFonts w:ascii="Malgun Gothic" w:cs="Malgun Gothic" w:eastAsia="Malgun Gothic" w:hAnsi="Malgun Gothic"/>
+                <w:color w:val="22272E"/>
+                <w:sz w:val="16"/>
+                <w:szCs w:val="16"/>
+              </w:rPr>
+              <w:t xml:space="preserve">VDI 2710 Blatt 5</w:t>
             </w:r>
           </w:p>
         </w:tc>
